--- a/KHBD_Tin_học/Lớp_8/Tuần_10/KHBD_Tin_hoc_Lớp_8_Tiet09_On_tap_anh_gia_inh_ky_1.docx
+++ b/KHBD_Tin_học/Lớp_8/Tuần_10/KHBD_Tin_hoc_Lớp_8_Tiet09_On_tap_anh_gia_inh_ky_1.docx
@@ -359,34 +359,30 @@
     </w:p>
     <w:p>
       <w:pPr>
-        <w:spacing w:line="276" w:lineRule="auto" w:after="60" w:before="0"/>
-        <w:ind w:firstLine="0" w:left="850"/>
-        <w:jc w:val="both"/>
-      </w:pPr>
-      <w:r>
-        <w:rPr>
-          <w:rFonts w:ascii="Times New Roman" w:hAnsi="Times New Roman" w:eastAsia="Times New Roman"/>
-          <w:b w:val="0"/>
-          <w:i w:val="0"/>
-          <w:sz w:val="26"/>
-        </w:rPr>
-        <w:t>- Miền I. Khai thác dữ liệu và thông tin (thành tố 1.1. Duyệt, tìm kiếm và lọc dữ liệu, thông tin và nội dung số – Bậc 4): Khai thác thông tin số phục vụ bài học. (Đạt được thông qua Hoạt động 2)</w:t>
-      </w:r>
-    </w:p>
-    <w:p>
-      <w:pPr>
-        <w:spacing w:line="276" w:lineRule="auto" w:after="60" w:before="0"/>
-        <w:ind w:firstLine="0" w:left="850"/>
-        <w:jc w:val="both"/>
-      </w:pPr>
-      <w:r>
-        <w:rPr>
-          <w:rFonts w:ascii="Times New Roman" w:hAnsi="Times New Roman" w:eastAsia="Times New Roman"/>
-          <w:b w:val="0"/>
-          <w:i w:val="0"/>
-          <w:sz w:val="26"/>
-        </w:rPr>
-        <w:t>- Miền IV. An toàn (thành tố 4.1. Bảo vệ thiết bị và nội dung số – Bậc 4): Tuân thủ quy tắc an toàn thiết bị và bảo vệ dữ liệu. (Đạt được thông qua Hoạt động 3, Hoạt động 4)</w:t>
+        <w:spacing w:line="276" w:lineRule="auto" w:after="0" w:before="0"/>
+        <w:ind w:left="850" w:firstLine="0"/>
+        <w:jc w:val="both"/>
+      </w:pPr>
+      <w:r>
+        <w:rPr>
+          <w:rFonts w:ascii="Times New Roman" w:hAnsi="Times New Roman" w:cs="Times New Roman"/>
+          <w:sz w:val="26"/>
+        </w:rPr>
+        <w:t>- 5.4.CB4a: Thảo luận về lĩnh vực NLS của bản thân cần được cải thiện hoặc cập nhật. (Tự đánh giá và hoàn thiện các kỹ năng số đã học trong kỳ). (Đạt được thông qua Hoạt động 1, Hoạt động 2)</w:t>
+      </w:r>
+    </w:p>
+    <w:p>
+      <w:pPr>
+        <w:spacing w:line="276" w:lineRule="auto" w:after="0" w:before="0"/>
+        <w:ind w:left="850" w:firstLine="0"/>
+        <w:jc w:val="both"/>
+      </w:pPr>
+      <w:r>
+        <w:rPr>
+          <w:rFonts w:ascii="Times New Roman" w:hAnsi="Times New Roman" w:cs="Times New Roman"/>
+          <w:sz w:val="26"/>
+        </w:rPr>
+        <w:t>- 1.2.CB4a: Thực hiện phân tích, so sánh và đánh giá được các nguồn dữ liệu, thông tin và nội dung số. (Kiểm tra, đánh giá tính chính xác của kết quả thực hành trên máy). (Đạt được thông qua Hoạt động 3, Hoạt động 4)</w:t>
       </w:r>
     </w:p>
     <w:p>
